--- a/docs/GeoNap_License_Distribution_Agreement/GeoNap_License_Distribution_Agreement_20260709.docx
+++ b/docs/GeoNap_License_Distribution_Agreement/GeoNap_License_Distribution_Agreement_20260709.docx
@@ -299,44 +299,579 @@
     </w:p>
     <w:p>
       <w:pPr>
-        <w:spacing w:after="160"/>
+        <w:spacing w:after="0"/>
       </w:pPr>
       <w:r>
-        <w:t>In consideration of the license granted herein, Licensee shall pay Developer for the following costs incurred in connection with publishing and operating the App on the Apple App Store:</w:t>
+        <w:t>In consideration of the license granted herein, Licensee shall pay Developer $330 annually for</w:t>
       </w:r>
     </w:p>
     <w:p>
       <w:pPr>
-        <w:pStyle w:val="ListBullet"/>
-        <w:spacing w:after="120"/>
+        <w:spacing w:after="0"/>
       </w:pPr>
       <w:r>
-        <w:t>The annual Apple Developer Program enrollment fee (currently $99 USD per year, subject to change by Apple); and</w:t>
+        <w:t>the following costs incurred in connection with publishing and operating the App on the Apple</w:t>
       </w:r>
     </w:p>
     <w:p>
       <w:pPr>
-        <w:pStyle w:val="ListBullet"/>
-        <w:spacing w:after="120"/>
+        <w:spacing w:after="0"/>
       </w:pPr>
       <w:r>
-        <w:t>Other reasonable, documented costs directly attributable to the App’s operation and to Licensee’s End Users’ use of the App, which may include additional hosting, storage, third-party API, notification, or infrastructure costs incurred as a direct result of Licensee’s Free Client Allocation usage (collectively with the above, the “App Costs”).</w:t>
+        <w:t>App Store:</w:t>
       </w:r>
     </w:p>
     <w:p>
       <w:pPr>
-        <w:spacing w:after="160"/>
+        <w:spacing w:after="0" w:line="240" w:lineRule="auto"/>
+      </w:pPr>
+    </w:p>
+    <w:p>
+      <w:pPr>
+        <w:pStyle w:val="ListParagraph"/>
+        <w:numPr>
+          <w:ilvl w:val="0"/>
+          <w:numId w:val="14"/>
+        </w:numPr>
+        <w:spacing w:after="0"/>
       </w:pPr>
       <w:r>
-        <w:t>Developer shall invoice Licensee for App Costs at reasonable intervals (at least annually for the Apple Developer Program fee), with reasonable supporting documentation. Licensee shall pay each invoice within thirty (30) days of receipt. Late payments may result in suspension of the license granted herein until payment is made current.</w:t>
+        <w:t>The annual Apple Developer Program enrollment fee (currently $99 USD per year, subject</w:t>
+      </w:r>
+      <w:r>
+        <w:t xml:space="preserve"> </w:t>
+      </w:r>
+      <w:r>
+        <w:t>to change by Apple); and</w:t>
+      </w:r>
+      <w:r>
+        <w:t xml:space="preserve"> </w:t>
       </w:r>
     </w:p>
     <w:p>
       <w:pPr>
-        <w:spacing w:after="160"/>
+        <w:pStyle w:val="ListParagraph"/>
+        <w:numPr>
+          <w:ilvl w:val="0"/>
+          <w:numId w:val="14"/>
+        </w:numPr>
+        <w:spacing w:after="0"/>
       </w:pPr>
       <w:r>
-        <w:t>For the avoidance of doubt, Licensee’s payment of App Costs does not entitle Licensee to any ownership interest in the App, any exclusivity, or any right beyond the license expressly granted in Section 2.</w:t>
+        <w:t>Other reasonable, documented costs ($240 USD per year) directly attributable to the App’s</w:t>
+      </w:r>
+      <w:r>
+        <w:t xml:space="preserve"> </w:t>
+      </w:r>
+      <w:r>
+        <w:t>operation and to Licensee’s End Users’ use of the App, which may include additional</w:t>
+      </w:r>
+      <w:r>
+        <w:t xml:space="preserve"> </w:t>
+      </w:r>
+      <w:r>
+        <w:t>hosting, storage, third-party API, notification, or infrastructure costs incurred as a direct</w:t>
+      </w:r>
+      <w:r>
+        <w:t xml:space="preserve"> </w:t>
+      </w:r>
+      <w:r>
+        <w:t>result of Licensee’s Free Client Allocation usage (collectively with the above, the “App</w:t>
+      </w:r>
+      <w:r>
+        <w:t xml:space="preserve"> </w:t>
+      </w:r>
+      <w:r>
+        <w:t>Costs”).</w:t>
+      </w:r>
+    </w:p>
+    <w:p>
+      <w:pPr>
+        <w:spacing w:after="0" w:line="240" w:lineRule="auto"/>
+      </w:pPr>
+    </w:p>
+    <w:tbl>
+      <w:tblPr>
+        <w:tblW w:w="0" w:type="auto"/>
+        <w:tblCellSpacing w:w="0" w:type="dxa"/>
+        <w:tblInd w:w="-15" w:type="dxa"/>
+        <w:tblLayout w:type="fixed"/>
+        <w:tblCellMar>
+          <w:left w:w="0" w:type="dxa"/>
+          <w:right w:w="0" w:type="dxa"/>
+        </w:tblCellMar>
+        <w:tblLook w:val="04A0" w:firstRow="1" w:lastRow="0" w:firstColumn="1" w:lastColumn="0" w:noHBand="0" w:noVBand="1"/>
+      </w:tblPr>
+      <w:tblGrid>
+        <w:gridCol w:w="4541"/>
+        <w:gridCol w:w="854"/>
+        <w:gridCol w:w="630"/>
+        <w:gridCol w:w="1350"/>
+      </w:tblGrid>
+      <w:tr>
+        <w:trPr>
+          <w:tblCellSpacing w:w="0" w:type="dxa"/>
+        </w:trPr>
+        <w:tc>
+          <w:tcPr>
+            <w:tcW w:w="4541" w:type="dxa"/>
+            <w:tcBorders>
+              <w:top w:val="single" w:sz="4" w:space="0" w:color="auto"/>
+              <w:left w:val="single" w:sz="4" w:space="0" w:color="auto"/>
+              <w:bottom w:val="single" w:sz="4" w:space="0" w:color="auto"/>
+              <w:right w:val="single" w:sz="4" w:space="0" w:color="auto"/>
+            </w:tcBorders>
+            <w:shd w:val="pct12" w:color="auto" w:fill="auto"/>
+            <w:hideMark/>
+          </w:tcPr>
+          <w:p>
+            <w:pPr>
+              <w:spacing w:after="0"/>
+              <w:jc w:val="center"/>
+              <w:rPr>
+                <w:b/>
+                <w:bCs/>
+              </w:rPr>
+            </w:pPr>
+            <w:r>
+              <w:rPr>
+                <w:b/>
+                <w:bCs/>
+              </w:rPr>
+              <w:t>Item</w:t>
+            </w:r>
+          </w:p>
+        </w:tc>
+        <w:tc>
+          <w:tcPr>
+            <w:tcW w:w="854" w:type="dxa"/>
+            <w:tcBorders>
+              <w:top w:val="single" w:sz="4" w:space="0" w:color="auto"/>
+              <w:left w:val="single" w:sz="4" w:space="0" w:color="auto"/>
+              <w:bottom w:val="single" w:sz="4" w:space="0" w:color="auto"/>
+              <w:right w:val="single" w:sz="4" w:space="0" w:color="auto"/>
+            </w:tcBorders>
+            <w:shd w:val="pct12" w:color="auto" w:fill="auto"/>
+            <w:hideMark/>
+          </w:tcPr>
+          <w:p>
+            <w:pPr>
+              <w:spacing w:after="0"/>
+              <w:jc w:val="right"/>
+              <w:rPr>
+                <w:b/>
+                <w:bCs/>
+              </w:rPr>
+            </w:pPr>
+            <w:r>
+              <w:rPr>
+                <w:b/>
+                <w:bCs/>
+              </w:rPr>
+              <w:t>Unit</w:t>
+            </w:r>
+          </w:p>
+          <w:p>
+            <w:pPr>
+              <w:spacing w:after="0"/>
+              <w:jc w:val="right"/>
+              <w:rPr>
+                <w:b/>
+                <w:bCs/>
+              </w:rPr>
+            </w:pPr>
+            <w:r>
+              <w:rPr>
+                <w:b/>
+                <w:bCs/>
+              </w:rPr>
+              <w:t>Cost</w:t>
+            </w:r>
+          </w:p>
+        </w:tc>
+        <w:tc>
+          <w:tcPr>
+            <w:tcW w:w="630" w:type="dxa"/>
+            <w:tcBorders>
+              <w:top w:val="single" w:sz="4" w:space="0" w:color="auto"/>
+              <w:left w:val="single" w:sz="4" w:space="0" w:color="auto"/>
+              <w:bottom w:val="single" w:sz="4" w:space="0" w:color="auto"/>
+              <w:right w:val="single" w:sz="4" w:space="0" w:color="auto"/>
+            </w:tcBorders>
+            <w:shd w:val="pct12" w:color="auto" w:fill="auto"/>
+            <w:hideMark/>
+          </w:tcPr>
+          <w:p>
+            <w:pPr>
+              <w:spacing w:after="0"/>
+              <w:jc w:val="right"/>
+              <w:rPr>
+                <w:b/>
+                <w:bCs/>
+              </w:rPr>
+            </w:pPr>
+            <w:r>
+              <w:rPr>
+                <w:b/>
+                <w:bCs/>
+              </w:rPr>
+              <w:t>Units </w:t>
+            </w:r>
+          </w:p>
+        </w:tc>
+        <w:tc>
+          <w:tcPr>
+            <w:tcW w:w="1350" w:type="dxa"/>
+            <w:tcBorders>
+              <w:top w:val="single" w:sz="4" w:space="0" w:color="auto"/>
+              <w:left w:val="single" w:sz="4" w:space="0" w:color="auto"/>
+              <w:bottom w:val="single" w:sz="4" w:space="0" w:color="auto"/>
+              <w:right w:val="single" w:sz="4" w:space="0" w:color="auto"/>
+            </w:tcBorders>
+            <w:shd w:val="pct12" w:color="auto" w:fill="auto"/>
+            <w:hideMark/>
+          </w:tcPr>
+          <w:p>
+            <w:pPr>
+              <w:spacing w:after="0"/>
+              <w:jc w:val="right"/>
+              <w:rPr>
+                <w:b/>
+                <w:bCs/>
+              </w:rPr>
+            </w:pPr>
+            <w:r>
+              <w:rPr>
+                <w:b/>
+                <w:bCs/>
+              </w:rPr>
+              <w:t>Total</w:t>
+            </w:r>
+          </w:p>
+          <w:p>
+            <w:pPr>
+              <w:spacing w:after="0"/>
+              <w:jc w:val="right"/>
+              <w:rPr>
+                <w:b/>
+                <w:bCs/>
+              </w:rPr>
+            </w:pPr>
+            <w:r>
+              <w:rPr>
+                <w:b/>
+                <w:bCs/>
+              </w:rPr>
+              <w:t>(annual)</w:t>
+            </w:r>
+          </w:p>
+        </w:tc>
+      </w:tr>
+      <w:tr>
+        <w:trPr>
+          <w:tblCellSpacing w:w="0" w:type="dxa"/>
+        </w:trPr>
+        <w:tc>
+          <w:tcPr>
+            <w:tcW w:w="4541" w:type="dxa"/>
+            <w:tcBorders>
+              <w:top w:val="single" w:sz="4" w:space="0" w:color="auto"/>
+              <w:left w:val="single" w:sz="4" w:space="0" w:color="auto"/>
+              <w:bottom w:val="single" w:sz="4" w:space="0" w:color="auto"/>
+              <w:right w:val="single" w:sz="4" w:space="0" w:color="auto"/>
+            </w:tcBorders>
+            <w:hideMark/>
+          </w:tcPr>
+          <w:p>
+            <w:pPr>
+              <w:spacing w:after="0"/>
+              <w:jc w:val="center"/>
+            </w:pPr>
+            <w:r>
+              <w:t>Apple Developer Program enrollment fee</w:t>
+            </w:r>
+          </w:p>
+        </w:tc>
+        <w:tc>
+          <w:tcPr>
+            <w:tcW w:w="854" w:type="dxa"/>
+            <w:tcBorders>
+              <w:top w:val="single" w:sz="4" w:space="0" w:color="auto"/>
+              <w:left w:val="single" w:sz="4" w:space="0" w:color="auto"/>
+              <w:bottom w:val="single" w:sz="4" w:space="0" w:color="auto"/>
+              <w:right w:val="single" w:sz="4" w:space="0" w:color="auto"/>
+            </w:tcBorders>
+            <w:hideMark/>
+          </w:tcPr>
+          <w:p>
+            <w:pPr>
+              <w:spacing w:after="0"/>
+              <w:jc w:val="right"/>
+            </w:pPr>
+            <w:r>
+              <w:t>$90 </w:t>
+            </w:r>
+          </w:p>
+        </w:tc>
+        <w:tc>
+          <w:tcPr>
+            <w:tcW w:w="630" w:type="dxa"/>
+            <w:tcBorders>
+              <w:top w:val="single" w:sz="4" w:space="0" w:color="auto"/>
+              <w:left w:val="single" w:sz="4" w:space="0" w:color="auto"/>
+              <w:bottom w:val="single" w:sz="4" w:space="0" w:color="auto"/>
+              <w:right w:val="single" w:sz="4" w:space="0" w:color="auto"/>
+            </w:tcBorders>
+            <w:hideMark/>
+          </w:tcPr>
+          <w:p>
+            <w:pPr>
+              <w:spacing w:after="0"/>
+              <w:jc w:val="right"/>
+            </w:pPr>
+            <w:r>
+              <w:t>1 </w:t>
+            </w:r>
+          </w:p>
+        </w:tc>
+        <w:tc>
+          <w:tcPr>
+            <w:tcW w:w="1350" w:type="dxa"/>
+            <w:tcBorders>
+              <w:top w:val="single" w:sz="4" w:space="0" w:color="auto"/>
+              <w:left w:val="single" w:sz="4" w:space="0" w:color="auto"/>
+              <w:bottom w:val="single" w:sz="4" w:space="0" w:color="auto"/>
+              <w:right w:val="single" w:sz="4" w:space="0" w:color="auto"/>
+            </w:tcBorders>
+            <w:hideMark/>
+          </w:tcPr>
+          <w:p>
+            <w:pPr>
+              <w:spacing w:after="0"/>
+              <w:jc w:val="right"/>
+            </w:pPr>
+            <w:r>
+              <w:t>$90</w:t>
+            </w:r>
+          </w:p>
+        </w:tc>
+      </w:tr>
+      <w:tr>
+        <w:trPr>
+          <w:tblCellSpacing w:w="0" w:type="dxa"/>
+        </w:trPr>
+        <w:tc>
+          <w:tcPr>
+            <w:tcW w:w="4541" w:type="dxa"/>
+            <w:tcBorders>
+              <w:top w:val="single" w:sz="4" w:space="0" w:color="auto"/>
+              <w:left w:val="single" w:sz="4" w:space="0" w:color="auto"/>
+              <w:bottom w:val="single" w:sz="4" w:space="0" w:color="auto"/>
+              <w:right w:val="single" w:sz="4" w:space="0" w:color="auto"/>
+            </w:tcBorders>
+            <w:hideMark/>
+          </w:tcPr>
+          <w:p>
+            <w:pPr>
+              <w:spacing w:after="0"/>
+              <w:jc w:val="center"/>
+            </w:pPr>
+            <w:r>
+              <w:t>Other reasonable, documented costs</w:t>
+            </w:r>
+          </w:p>
+        </w:tc>
+        <w:tc>
+          <w:tcPr>
+            <w:tcW w:w="854" w:type="dxa"/>
+            <w:tcBorders>
+              <w:top w:val="single" w:sz="4" w:space="0" w:color="auto"/>
+              <w:left w:val="single" w:sz="4" w:space="0" w:color="auto"/>
+              <w:bottom w:val="single" w:sz="4" w:space="0" w:color="auto"/>
+              <w:right w:val="single" w:sz="4" w:space="0" w:color="auto"/>
+            </w:tcBorders>
+            <w:hideMark/>
+          </w:tcPr>
+          <w:p>
+            <w:pPr>
+              <w:spacing w:after="0"/>
+              <w:jc w:val="right"/>
+            </w:pPr>
+            <w:r>
+              <w:t>$20 </w:t>
+            </w:r>
+          </w:p>
+        </w:tc>
+        <w:tc>
+          <w:tcPr>
+            <w:tcW w:w="630" w:type="dxa"/>
+            <w:tcBorders>
+              <w:top w:val="single" w:sz="4" w:space="0" w:color="auto"/>
+              <w:left w:val="single" w:sz="4" w:space="0" w:color="auto"/>
+              <w:bottom w:val="single" w:sz="4" w:space="0" w:color="auto"/>
+              <w:right w:val="single" w:sz="4" w:space="0" w:color="auto"/>
+            </w:tcBorders>
+            <w:hideMark/>
+          </w:tcPr>
+          <w:p>
+            <w:pPr>
+              <w:spacing w:after="0"/>
+              <w:jc w:val="right"/>
+            </w:pPr>
+            <w:r>
+              <w:t>12 </w:t>
+            </w:r>
+          </w:p>
+        </w:tc>
+        <w:tc>
+          <w:tcPr>
+            <w:tcW w:w="1350" w:type="dxa"/>
+            <w:tcBorders>
+              <w:top w:val="single" w:sz="4" w:space="0" w:color="auto"/>
+              <w:left w:val="single" w:sz="4" w:space="0" w:color="auto"/>
+              <w:bottom w:val="single" w:sz="4" w:space="0" w:color="auto"/>
+              <w:right w:val="single" w:sz="4" w:space="0" w:color="auto"/>
+            </w:tcBorders>
+            <w:hideMark/>
+          </w:tcPr>
+          <w:p>
+            <w:pPr>
+              <w:spacing w:after="0"/>
+              <w:jc w:val="right"/>
+            </w:pPr>
+            <w:r>
+              <w:t>$240</w:t>
+            </w:r>
+          </w:p>
+        </w:tc>
+      </w:tr>
+      <w:tr>
+        <w:trPr>
+          <w:tblCellSpacing w:w="0" w:type="dxa"/>
+        </w:trPr>
+        <w:tc>
+          <w:tcPr>
+            <w:tcW w:w="6025" w:type="dxa"/>
+            <w:gridSpan w:val="3"/>
+            <w:tcBorders>
+              <w:top w:val="single" w:sz="4" w:space="0" w:color="auto"/>
+              <w:left w:val="single" w:sz="4" w:space="0" w:color="auto"/>
+              <w:bottom w:val="single" w:sz="4" w:space="0" w:color="auto"/>
+              <w:right w:val="single" w:sz="4" w:space="0" w:color="auto"/>
+            </w:tcBorders>
+          </w:tcPr>
+          <w:p>
+            <w:pPr>
+              <w:spacing w:after="0"/>
+              <w:jc w:val="right"/>
+              <w:rPr>
+                <w:b/>
+                <w:bCs/>
+              </w:rPr>
+            </w:pPr>
+            <w:r>
+              <w:rPr>
+                <w:b/>
+                <w:bCs/>
+              </w:rPr>
+              <w:t>Total Cost (annual) </w:t>
+            </w:r>
+          </w:p>
+        </w:tc>
+        <w:tc>
+          <w:tcPr>
+            <w:tcW w:w="1350" w:type="dxa"/>
+            <w:tcBorders>
+              <w:top w:val="single" w:sz="4" w:space="0" w:color="auto"/>
+              <w:left w:val="single" w:sz="4" w:space="0" w:color="auto"/>
+              <w:bottom w:val="single" w:sz="4" w:space="0" w:color="auto"/>
+              <w:right w:val="single" w:sz="4" w:space="0" w:color="auto"/>
+            </w:tcBorders>
+          </w:tcPr>
+          <w:p>
+            <w:pPr>
+              <w:spacing w:after="0"/>
+              <w:jc w:val="right"/>
+              <w:rPr>
+                <w:b/>
+                <w:bCs/>
+              </w:rPr>
+            </w:pPr>
+            <w:r>
+              <w:rPr>
+                <w:b/>
+                <w:bCs/>
+              </w:rPr>
+              <w:t>$330</w:t>
+            </w:r>
+          </w:p>
+        </w:tc>
+      </w:tr>
+    </w:tbl>
+    <w:p>
+      <w:pPr>
+        <w:spacing w:after="0" w:line="240" w:lineRule="auto"/>
+      </w:pPr>
+    </w:p>
+    <w:p>
+      <w:pPr>
+        <w:spacing w:after="0"/>
+      </w:pPr>
+      <w:r>
+        <w:t>Developer shall invoice Licensee for App Costs at reasonable intervals (at least annually), with</w:t>
+      </w:r>
+    </w:p>
+    <w:p>
+      <w:pPr>
+        <w:spacing w:after="0"/>
+      </w:pPr>
+      <w:r>
+        <w:t>reasonable supporting documentation. Licensee shall pay each invoice within thirty (30) days of</w:t>
+      </w:r>
+    </w:p>
+    <w:p>
+      <w:pPr>
+        <w:spacing w:after="0"/>
+      </w:pPr>
+      <w:r>
+        <w:t>receipt. Late payments may result in suspension of the license granted herein until payment is</w:t>
+      </w:r>
+    </w:p>
+    <w:p>
+      <w:pPr>
+        <w:spacing w:after="0"/>
+      </w:pPr>
+      <w:r>
+        <w:t>made current.</w:t>
+      </w:r>
+    </w:p>
+    <w:p>
+      <w:pPr>
+        <w:spacing w:after="0"/>
+      </w:pPr>
+    </w:p>
+    <w:p>
+      <w:pPr>
+        <w:spacing w:after="0"/>
+      </w:pPr>
+      <w:r>
+        <w:t>For the avoidance of doubt, Licensee’s payment of App Costs does not entitle Licensee to any</w:t>
+      </w:r>
+    </w:p>
+    <w:p>
+      <w:pPr>
+        <w:spacing w:after="0"/>
+      </w:pPr>
+      <w:r>
+        <w:t>ownership interest in the App, any exclusivity, or any right beyond the license expressly granted</w:t>
+      </w:r>
+    </w:p>
+    <w:p>
+      <w:pPr>
+        <w:spacing w:after="0"/>
+      </w:pPr>
+      <w:r>
+        <w:t>in Section 2.</w:t>
       </w:r>
     </w:p>
     <w:p>
@@ -356,6 +891,7 @@
         <w:spacing w:after="160"/>
       </w:pPr>
       <w:r>
+        <w:lastRenderedPageBreak/>
         <w:t>This Agreement shall commence on the Effective Date and continue for an initial term of six (6) months, automatically renewing for successive six (6) month terms unless either Party provides the other with written notice of non-renewal at least thirty (30) days prior to the end of the then-current term.</w:t>
       </w:r>
     </w:p>
@@ -372,7 +908,6 @@
         <w:spacing w:after="160"/>
       </w:pPr>
       <w:r>
-        <w:lastRenderedPageBreak/>
         <w:t>Upon termination or expiration, the license granted in Section 2 shall immediately terminate, Licensee shall cease all distribution of and access to the App to End Users, and any unpaid App Costs incurred prior to termination shall remain due and payable. Sections 4, 5, 8, 9, 10, 11, and 13 shall survive termination.</w:t>
       </w:r>
     </w:p>
@@ -437,6 +972,7 @@
         <w:spacing w:after="160"/>
       </w:pPr>
       <w:r>
+        <w:lastRenderedPageBreak/>
         <w:t>Developer shall not be responsible or liable, in any form, for any use, misuse, or outcome resulting from Licensee’s or any End User’s use of the App.</w:t>
       </w:r>
     </w:p>
@@ -469,7 +1005,6 @@
           <w:b/>
           <w:sz w:val="26"/>
         </w:rPr>
-        <w:lastRenderedPageBreak/>
         <w:t>11. COMPLIANCE WITH APPLE TERMS</w:t>
       </w:r>
     </w:p>
@@ -577,6 +1112,7 @@
         <w:spacing w:after="120"/>
       </w:pPr>
       <w:r>
+        <w:lastRenderedPageBreak/>
         <w:t>Severability. If any provision of this Agreement is held invalid or unenforceable, the remaining provisions shall continue in full force and effect.</w:t>
       </w:r>
     </w:p>
@@ -609,7 +1145,6 @@
     </w:p>
     <w:p>
       <w:r>
-        <w:lastRenderedPageBreak/>
         <w:br w:type="page"/>
       </w:r>
     </w:p>
@@ -899,7 +1434,7 @@
       <w:jc w:val="right"/>
     </w:pPr>
     <w:r>
-      <w:t>09072026</w:t>
+      <w:t>20260710</w:t>
     </w:r>
   </w:p>
 </w:hdr>
@@ -1075,6 +1610,568 @@
       </w:pPr>
       <w:rPr>
         <w:rFonts w:ascii="Symbol" w:hAnsi="Symbol" w:hint="default"/>
+      </w:rPr>
+    </w:lvl>
+  </w:abstractNum>
+  <w:abstractNum w:abstractNumId="9" w15:restartNumberingAfterBreak="0">
+    <w:nsid w:val="21A60E72"/>
+    <w:multiLevelType w:val="hybridMultilevel"/>
+    <w:tmpl w:val="F4BC6F64"/>
+    <w:lvl w:ilvl="0" w:tplc="949A7CF2">
+      <w:numFmt w:val="bullet"/>
+      <w:lvlText w:val="•"/>
+      <w:lvlJc w:val="left"/>
+      <w:pPr>
+        <w:ind w:left="720" w:hanging="360"/>
+      </w:pPr>
+      <w:rPr>
+        <w:rFonts w:ascii="Arial" w:eastAsiaTheme="minorEastAsia" w:hAnsi="Arial" w:cs="Arial" w:hint="default"/>
+      </w:rPr>
+    </w:lvl>
+    <w:lvl w:ilvl="1" w:tplc="04090003" w:tentative="1">
+      <w:start w:val="1"/>
+      <w:numFmt w:val="bullet"/>
+      <w:lvlText w:val="o"/>
+      <w:lvlJc w:val="left"/>
+      <w:pPr>
+        <w:ind w:left="1440" w:hanging="360"/>
+      </w:pPr>
+      <w:rPr>
+        <w:rFonts w:ascii="Courier New" w:hAnsi="Courier New" w:hint="default"/>
+      </w:rPr>
+    </w:lvl>
+    <w:lvl w:ilvl="2" w:tplc="04090005" w:tentative="1">
+      <w:start w:val="1"/>
+      <w:numFmt w:val="bullet"/>
+      <w:lvlText w:val=""/>
+      <w:lvlJc w:val="left"/>
+      <w:pPr>
+        <w:ind w:left="2160" w:hanging="360"/>
+      </w:pPr>
+      <w:rPr>
+        <w:rFonts w:ascii="Wingdings" w:hAnsi="Wingdings" w:hint="default"/>
+      </w:rPr>
+    </w:lvl>
+    <w:lvl w:ilvl="3" w:tplc="04090001" w:tentative="1">
+      <w:start w:val="1"/>
+      <w:numFmt w:val="bullet"/>
+      <w:lvlText w:val=""/>
+      <w:lvlJc w:val="left"/>
+      <w:pPr>
+        <w:ind w:left="2880" w:hanging="360"/>
+      </w:pPr>
+      <w:rPr>
+        <w:rFonts w:ascii="Symbol" w:hAnsi="Symbol" w:hint="default"/>
+      </w:rPr>
+    </w:lvl>
+    <w:lvl w:ilvl="4" w:tplc="04090003" w:tentative="1">
+      <w:start w:val="1"/>
+      <w:numFmt w:val="bullet"/>
+      <w:lvlText w:val="o"/>
+      <w:lvlJc w:val="left"/>
+      <w:pPr>
+        <w:ind w:left="3600" w:hanging="360"/>
+      </w:pPr>
+      <w:rPr>
+        <w:rFonts w:ascii="Courier New" w:hAnsi="Courier New" w:hint="default"/>
+      </w:rPr>
+    </w:lvl>
+    <w:lvl w:ilvl="5" w:tplc="04090005" w:tentative="1">
+      <w:start w:val="1"/>
+      <w:numFmt w:val="bullet"/>
+      <w:lvlText w:val=""/>
+      <w:lvlJc w:val="left"/>
+      <w:pPr>
+        <w:ind w:left="4320" w:hanging="360"/>
+      </w:pPr>
+      <w:rPr>
+        <w:rFonts w:ascii="Wingdings" w:hAnsi="Wingdings" w:hint="default"/>
+      </w:rPr>
+    </w:lvl>
+    <w:lvl w:ilvl="6" w:tplc="04090001" w:tentative="1">
+      <w:start w:val="1"/>
+      <w:numFmt w:val="bullet"/>
+      <w:lvlText w:val=""/>
+      <w:lvlJc w:val="left"/>
+      <w:pPr>
+        <w:ind w:left="5040" w:hanging="360"/>
+      </w:pPr>
+      <w:rPr>
+        <w:rFonts w:ascii="Symbol" w:hAnsi="Symbol" w:hint="default"/>
+      </w:rPr>
+    </w:lvl>
+    <w:lvl w:ilvl="7" w:tplc="04090003" w:tentative="1">
+      <w:start w:val="1"/>
+      <w:numFmt w:val="bullet"/>
+      <w:lvlText w:val="o"/>
+      <w:lvlJc w:val="left"/>
+      <w:pPr>
+        <w:ind w:left="5760" w:hanging="360"/>
+      </w:pPr>
+      <w:rPr>
+        <w:rFonts w:ascii="Courier New" w:hAnsi="Courier New" w:hint="default"/>
+      </w:rPr>
+    </w:lvl>
+    <w:lvl w:ilvl="8" w:tplc="04090005" w:tentative="1">
+      <w:start w:val="1"/>
+      <w:numFmt w:val="bullet"/>
+      <w:lvlText w:val=""/>
+      <w:lvlJc w:val="left"/>
+      <w:pPr>
+        <w:ind w:left="6480" w:hanging="360"/>
+      </w:pPr>
+      <w:rPr>
+        <w:rFonts w:ascii="Wingdings" w:hAnsi="Wingdings" w:hint="default"/>
+      </w:rPr>
+    </w:lvl>
+  </w:abstractNum>
+  <w:abstractNum w:abstractNumId="10" w15:restartNumberingAfterBreak="0">
+    <w:nsid w:val="56B35821"/>
+    <w:multiLevelType w:val="hybridMultilevel"/>
+    <w:tmpl w:val="8952B438"/>
+    <w:lvl w:ilvl="0" w:tplc="949A7CF2">
+      <w:numFmt w:val="bullet"/>
+      <w:lvlText w:val="•"/>
+      <w:lvlJc w:val="left"/>
+      <w:pPr>
+        <w:ind w:left="360" w:hanging="360"/>
+      </w:pPr>
+      <w:rPr>
+        <w:rFonts w:ascii="Arial" w:eastAsiaTheme="minorEastAsia" w:hAnsi="Arial" w:cs="Arial" w:hint="default"/>
+      </w:rPr>
+    </w:lvl>
+    <w:lvl w:ilvl="1" w:tplc="04090003" w:tentative="1">
+      <w:start w:val="1"/>
+      <w:numFmt w:val="bullet"/>
+      <w:lvlText w:val="o"/>
+      <w:lvlJc w:val="left"/>
+      <w:pPr>
+        <w:ind w:left="1080" w:hanging="360"/>
+      </w:pPr>
+      <w:rPr>
+        <w:rFonts w:ascii="Courier New" w:hAnsi="Courier New" w:hint="default"/>
+      </w:rPr>
+    </w:lvl>
+    <w:lvl w:ilvl="2" w:tplc="04090005" w:tentative="1">
+      <w:start w:val="1"/>
+      <w:numFmt w:val="bullet"/>
+      <w:lvlText w:val=""/>
+      <w:lvlJc w:val="left"/>
+      <w:pPr>
+        <w:ind w:left="1800" w:hanging="360"/>
+      </w:pPr>
+      <w:rPr>
+        <w:rFonts w:ascii="Wingdings" w:hAnsi="Wingdings" w:hint="default"/>
+      </w:rPr>
+    </w:lvl>
+    <w:lvl w:ilvl="3" w:tplc="04090001" w:tentative="1">
+      <w:start w:val="1"/>
+      <w:numFmt w:val="bullet"/>
+      <w:lvlText w:val=""/>
+      <w:lvlJc w:val="left"/>
+      <w:pPr>
+        <w:ind w:left="2520" w:hanging="360"/>
+      </w:pPr>
+      <w:rPr>
+        <w:rFonts w:ascii="Symbol" w:hAnsi="Symbol" w:hint="default"/>
+      </w:rPr>
+    </w:lvl>
+    <w:lvl w:ilvl="4" w:tplc="04090003" w:tentative="1">
+      <w:start w:val="1"/>
+      <w:numFmt w:val="bullet"/>
+      <w:lvlText w:val="o"/>
+      <w:lvlJc w:val="left"/>
+      <w:pPr>
+        <w:ind w:left="3240" w:hanging="360"/>
+      </w:pPr>
+      <w:rPr>
+        <w:rFonts w:ascii="Courier New" w:hAnsi="Courier New" w:hint="default"/>
+      </w:rPr>
+    </w:lvl>
+    <w:lvl w:ilvl="5" w:tplc="04090005" w:tentative="1">
+      <w:start w:val="1"/>
+      <w:numFmt w:val="bullet"/>
+      <w:lvlText w:val=""/>
+      <w:lvlJc w:val="left"/>
+      <w:pPr>
+        <w:ind w:left="3960" w:hanging="360"/>
+      </w:pPr>
+      <w:rPr>
+        <w:rFonts w:ascii="Wingdings" w:hAnsi="Wingdings" w:hint="default"/>
+      </w:rPr>
+    </w:lvl>
+    <w:lvl w:ilvl="6" w:tplc="04090001" w:tentative="1">
+      <w:start w:val="1"/>
+      <w:numFmt w:val="bullet"/>
+      <w:lvlText w:val=""/>
+      <w:lvlJc w:val="left"/>
+      <w:pPr>
+        <w:ind w:left="4680" w:hanging="360"/>
+      </w:pPr>
+      <w:rPr>
+        <w:rFonts w:ascii="Symbol" w:hAnsi="Symbol" w:hint="default"/>
+      </w:rPr>
+    </w:lvl>
+    <w:lvl w:ilvl="7" w:tplc="04090003" w:tentative="1">
+      <w:start w:val="1"/>
+      <w:numFmt w:val="bullet"/>
+      <w:lvlText w:val="o"/>
+      <w:lvlJc w:val="left"/>
+      <w:pPr>
+        <w:ind w:left="5400" w:hanging="360"/>
+      </w:pPr>
+      <w:rPr>
+        <w:rFonts w:ascii="Courier New" w:hAnsi="Courier New" w:hint="default"/>
+      </w:rPr>
+    </w:lvl>
+    <w:lvl w:ilvl="8" w:tplc="04090005" w:tentative="1">
+      <w:start w:val="1"/>
+      <w:numFmt w:val="bullet"/>
+      <w:lvlText w:val=""/>
+      <w:lvlJc w:val="left"/>
+      <w:pPr>
+        <w:ind w:left="6120" w:hanging="360"/>
+      </w:pPr>
+      <w:rPr>
+        <w:rFonts w:ascii="Wingdings" w:hAnsi="Wingdings" w:hint="default"/>
+      </w:rPr>
+    </w:lvl>
+  </w:abstractNum>
+  <w:abstractNum w:abstractNumId="11" w15:restartNumberingAfterBreak="0">
+    <w:nsid w:val="603F2ED8"/>
+    <w:multiLevelType w:val="hybridMultilevel"/>
+    <w:tmpl w:val="9382884E"/>
+    <w:lvl w:ilvl="0" w:tplc="04090001">
+      <w:start w:val="1"/>
+      <w:numFmt w:val="bullet"/>
+      <w:lvlText w:val=""/>
+      <w:lvlJc w:val="left"/>
+      <w:pPr>
+        <w:ind w:left="720" w:hanging="360"/>
+      </w:pPr>
+      <w:rPr>
+        <w:rFonts w:ascii="Symbol" w:hAnsi="Symbol" w:hint="default"/>
+      </w:rPr>
+    </w:lvl>
+    <w:lvl w:ilvl="1" w:tplc="04090003" w:tentative="1">
+      <w:start w:val="1"/>
+      <w:numFmt w:val="bullet"/>
+      <w:lvlText w:val="o"/>
+      <w:lvlJc w:val="left"/>
+      <w:pPr>
+        <w:ind w:left="1440" w:hanging="360"/>
+      </w:pPr>
+      <w:rPr>
+        <w:rFonts w:ascii="Courier New" w:hAnsi="Courier New" w:hint="default"/>
+      </w:rPr>
+    </w:lvl>
+    <w:lvl w:ilvl="2" w:tplc="04090005" w:tentative="1">
+      <w:start w:val="1"/>
+      <w:numFmt w:val="bullet"/>
+      <w:lvlText w:val=""/>
+      <w:lvlJc w:val="left"/>
+      <w:pPr>
+        <w:ind w:left="2160" w:hanging="360"/>
+      </w:pPr>
+      <w:rPr>
+        <w:rFonts w:ascii="Wingdings" w:hAnsi="Wingdings" w:hint="default"/>
+      </w:rPr>
+    </w:lvl>
+    <w:lvl w:ilvl="3" w:tplc="04090001" w:tentative="1">
+      <w:start w:val="1"/>
+      <w:numFmt w:val="bullet"/>
+      <w:lvlText w:val=""/>
+      <w:lvlJc w:val="left"/>
+      <w:pPr>
+        <w:ind w:left="2880" w:hanging="360"/>
+      </w:pPr>
+      <w:rPr>
+        <w:rFonts w:ascii="Symbol" w:hAnsi="Symbol" w:hint="default"/>
+      </w:rPr>
+    </w:lvl>
+    <w:lvl w:ilvl="4" w:tplc="04090003" w:tentative="1">
+      <w:start w:val="1"/>
+      <w:numFmt w:val="bullet"/>
+      <w:lvlText w:val="o"/>
+      <w:lvlJc w:val="left"/>
+      <w:pPr>
+        <w:ind w:left="3600" w:hanging="360"/>
+      </w:pPr>
+      <w:rPr>
+        <w:rFonts w:ascii="Courier New" w:hAnsi="Courier New" w:hint="default"/>
+      </w:rPr>
+    </w:lvl>
+    <w:lvl w:ilvl="5" w:tplc="04090005" w:tentative="1">
+      <w:start w:val="1"/>
+      <w:numFmt w:val="bullet"/>
+      <w:lvlText w:val=""/>
+      <w:lvlJc w:val="left"/>
+      <w:pPr>
+        <w:ind w:left="4320" w:hanging="360"/>
+      </w:pPr>
+      <w:rPr>
+        <w:rFonts w:ascii="Wingdings" w:hAnsi="Wingdings" w:hint="default"/>
+      </w:rPr>
+    </w:lvl>
+    <w:lvl w:ilvl="6" w:tplc="04090001" w:tentative="1">
+      <w:start w:val="1"/>
+      <w:numFmt w:val="bullet"/>
+      <w:lvlText w:val=""/>
+      <w:lvlJc w:val="left"/>
+      <w:pPr>
+        <w:ind w:left="5040" w:hanging="360"/>
+      </w:pPr>
+      <w:rPr>
+        <w:rFonts w:ascii="Symbol" w:hAnsi="Symbol" w:hint="default"/>
+      </w:rPr>
+    </w:lvl>
+    <w:lvl w:ilvl="7" w:tplc="04090003" w:tentative="1">
+      <w:start w:val="1"/>
+      <w:numFmt w:val="bullet"/>
+      <w:lvlText w:val="o"/>
+      <w:lvlJc w:val="left"/>
+      <w:pPr>
+        <w:ind w:left="5760" w:hanging="360"/>
+      </w:pPr>
+      <w:rPr>
+        <w:rFonts w:ascii="Courier New" w:hAnsi="Courier New" w:hint="default"/>
+      </w:rPr>
+    </w:lvl>
+    <w:lvl w:ilvl="8" w:tplc="04090005" w:tentative="1">
+      <w:start w:val="1"/>
+      <w:numFmt w:val="bullet"/>
+      <w:lvlText w:val=""/>
+      <w:lvlJc w:val="left"/>
+      <w:pPr>
+        <w:ind w:left="6480" w:hanging="360"/>
+      </w:pPr>
+      <w:rPr>
+        <w:rFonts w:ascii="Wingdings" w:hAnsi="Wingdings" w:hint="default"/>
+      </w:rPr>
+    </w:lvl>
+  </w:abstractNum>
+  <w:abstractNum w:abstractNumId="12" w15:restartNumberingAfterBreak="0">
+    <w:nsid w:val="630A4214"/>
+    <w:multiLevelType w:val="hybridMultilevel"/>
+    <w:tmpl w:val="EEA85966"/>
+    <w:lvl w:ilvl="0" w:tplc="04090003">
+      <w:start w:val="1"/>
+      <w:numFmt w:val="bullet"/>
+      <w:lvlText w:val="o"/>
+      <w:lvlJc w:val="left"/>
+      <w:pPr>
+        <w:ind w:left="360" w:hanging="360"/>
+      </w:pPr>
+      <w:rPr>
+        <w:rFonts w:ascii="Courier New" w:hAnsi="Courier New" w:hint="default"/>
+      </w:rPr>
+    </w:lvl>
+    <w:lvl w:ilvl="1" w:tplc="FFFFFFFF" w:tentative="1">
+      <w:start w:val="1"/>
+      <w:numFmt w:val="bullet"/>
+      <w:lvlText w:val="o"/>
+      <w:lvlJc w:val="left"/>
+      <w:pPr>
+        <w:ind w:left="1080" w:hanging="360"/>
+      </w:pPr>
+      <w:rPr>
+        <w:rFonts w:ascii="Courier New" w:hAnsi="Courier New" w:hint="default"/>
+      </w:rPr>
+    </w:lvl>
+    <w:lvl w:ilvl="2" w:tplc="FFFFFFFF" w:tentative="1">
+      <w:start w:val="1"/>
+      <w:numFmt w:val="bullet"/>
+      <w:lvlText w:val=""/>
+      <w:lvlJc w:val="left"/>
+      <w:pPr>
+        <w:ind w:left="1800" w:hanging="360"/>
+      </w:pPr>
+      <w:rPr>
+        <w:rFonts w:ascii="Wingdings" w:hAnsi="Wingdings" w:hint="default"/>
+      </w:rPr>
+    </w:lvl>
+    <w:lvl w:ilvl="3" w:tplc="FFFFFFFF" w:tentative="1">
+      <w:start w:val="1"/>
+      <w:numFmt w:val="bullet"/>
+      <w:lvlText w:val=""/>
+      <w:lvlJc w:val="left"/>
+      <w:pPr>
+        <w:ind w:left="2520" w:hanging="360"/>
+      </w:pPr>
+      <w:rPr>
+        <w:rFonts w:ascii="Symbol" w:hAnsi="Symbol" w:hint="default"/>
+      </w:rPr>
+    </w:lvl>
+    <w:lvl w:ilvl="4" w:tplc="FFFFFFFF" w:tentative="1">
+      <w:start w:val="1"/>
+      <w:numFmt w:val="bullet"/>
+      <w:lvlText w:val="o"/>
+      <w:lvlJc w:val="left"/>
+      <w:pPr>
+        <w:ind w:left="3240" w:hanging="360"/>
+      </w:pPr>
+      <w:rPr>
+        <w:rFonts w:ascii="Courier New" w:hAnsi="Courier New" w:hint="default"/>
+      </w:rPr>
+    </w:lvl>
+    <w:lvl w:ilvl="5" w:tplc="FFFFFFFF" w:tentative="1">
+      <w:start w:val="1"/>
+      <w:numFmt w:val="bullet"/>
+      <w:lvlText w:val=""/>
+      <w:lvlJc w:val="left"/>
+      <w:pPr>
+        <w:ind w:left="3960" w:hanging="360"/>
+      </w:pPr>
+      <w:rPr>
+        <w:rFonts w:ascii="Wingdings" w:hAnsi="Wingdings" w:hint="default"/>
+      </w:rPr>
+    </w:lvl>
+    <w:lvl w:ilvl="6" w:tplc="FFFFFFFF" w:tentative="1">
+      <w:start w:val="1"/>
+      <w:numFmt w:val="bullet"/>
+      <w:lvlText w:val=""/>
+      <w:lvlJc w:val="left"/>
+      <w:pPr>
+        <w:ind w:left="4680" w:hanging="360"/>
+      </w:pPr>
+      <w:rPr>
+        <w:rFonts w:ascii="Symbol" w:hAnsi="Symbol" w:hint="default"/>
+      </w:rPr>
+    </w:lvl>
+    <w:lvl w:ilvl="7" w:tplc="FFFFFFFF" w:tentative="1">
+      <w:start w:val="1"/>
+      <w:numFmt w:val="bullet"/>
+      <w:lvlText w:val="o"/>
+      <w:lvlJc w:val="left"/>
+      <w:pPr>
+        <w:ind w:left="5400" w:hanging="360"/>
+      </w:pPr>
+      <w:rPr>
+        <w:rFonts w:ascii="Courier New" w:hAnsi="Courier New" w:hint="default"/>
+      </w:rPr>
+    </w:lvl>
+    <w:lvl w:ilvl="8" w:tplc="FFFFFFFF" w:tentative="1">
+      <w:start w:val="1"/>
+      <w:numFmt w:val="bullet"/>
+      <w:lvlText w:val=""/>
+      <w:lvlJc w:val="left"/>
+      <w:pPr>
+        <w:ind w:left="6120" w:hanging="360"/>
+      </w:pPr>
+      <w:rPr>
+        <w:rFonts w:ascii="Wingdings" w:hAnsi="Wingdings" w:hint="default"/>
+      </w:rPr>
+    </w:lvl>
+  </w:abstractNum>
+  <w:abstractNum w:abstractNumId="13" w15:restartNumberingAfterBreak="0">
+    <w:nsid w:val="77931949"/>
+    <w:multiLevelType w:val="hybridMultilevel"/>
+    <w:tmpl w:val="5B30B654"/>
+    <w:lvl w:ilvl="0" w:tplc="949A7CF2">
+      <w:numFmt w:val="bullet"/>
+      <w:lvlText w:val="•"/>
+      <w:lvlJc w:val="left"/>
+      <w:pPr>
+        <w:ind w:left="1080" w:hanging="360"/>
+      </w:pPr>
+      <w:rPr>
+        <w:rFonts w:ascii="Arial" w:eastAsiaTheme="minorEastAsia" w:hAnsi="Arial" w:cs="Arial" w:hint="default"/>
+      </w:rPr>
+    </w:lvl>
+    <w:lvl w:ilvl="1" w:tplc="04090003" w:tentative="1">
+      <w:start w:val="1"/>
+      <w:numFmt w:val="bullet"/>
+      <w:lvlText w:val="o"/>
+      <w:lvlJc w:val="left"/>
+      <w:pPr>
+        <w:ind w:left="1800" w:hanging="360"/>
+      </w:pPr>
+      <w:rPr>
+        <w:rFonts w:ascii="Courier New" w:hAnsi="Courier New" w:hint="default"/>
+      </w:rPr>
+    </w:lvl>
+    <w:lvl w:ilvl="2" w:tplc="04090005" w:tentative="1">
+      <w:start w:val="1"/>
+      <w:numFmt w:val="bullet"/>
+      <w:lvlText w:val=""/>
+      <w:lvlJc w:val="left"/>
+      <w:pPr>
+        <w:ind w:left="2520" w:hanging="360"/>
+      </w:pPr>
+      <w:rPr>
+        <w:rFonts w:ascii="Wingdings" w:hAnsi="Wingdings" w:hint="default"/>
+      </w:rPr>
+    </w:lvl>
+    <w:lvl w:ilvl="3" w:tplc="04090001" w:tentative="1">
+      <w:start w:val="1"/>
+      <w:numFmt w:val="bullet"/>
+      <w:lvlText w:val=""/>
+      <w:lvlJc w:val="left"/>
+      <w:pPr>
+        <w:ind w:left="3240" w:hanging="360"/>
+      </w:pPr>
+      <w:rPr>
+        <w:rFonts w:ascii="Symbol" w:hAnsi="Symbol" w:hint="default"/>
+      </w:rPr>
+    </w:lvl>
+    <w:lvl w:ilvl="4" w:tplc="04090003" w:tentative="1">
+      <w:start w:val="1"/>
+      <w:numFmt w:val="bullet"/>
+      <w:lvlText w:val="o"/>
+      <w:lvlJc w:val="left"/>
+      <w:pPr>
+        <w:ind w:left="3960" w:hanging="360"/>
+      </w:pPr>
+      <w:rPr>
+        <w:rFonts w:ascii="Courier New" w:hAnsi="Courier New" w:hint="default"/>
+      </w:rPr>
+    </w:lvl>
+    <w:lvl w:ilvl="5" w:tplc="04090005" w:tentative="1">
+      <w:start w:val="1"/>
+      <w:numFmt w:val="bullet"/>
+      <w:lvlText w:val=""/>
+      <w:lvlJc w:val="left"/>
+      <w:pPr>
+        <w:ind w:left="4680" w:hanging="360"/>
+      </w:pPr>
+      <w:rPr>
+        <w:rFonts w:ascii="Wingdings" w:hAnsi="Wingdings" w:hint="default"/>
+      </w:rPr>
+    </w:lvl>
+    <w:lvl w:ilvl="6" w:tplc="04090001" w:tentative="1">
+      <w:start w:val="1"/>
+      <w:numFmt w:val="bullet"/>
+      <w:lvlText w:val=""/>
+      <w:lvlJc w:val="left"/>
+      <w:pPr>
+        <w:ind w:left="5400" w:hanging="360"/>
+      </w:pPr>
+      <w:rPr>
+        <w:rFonts w:ascii="Symbol" w:hAnsi="Symbol" w:hint="default"/>
+      </w:rPr>
+    </w:lvl>
+    <w:lvl w:ilvl="7" w:tplc="04090003" w:tentative="1">
+      <w:start w:val="1"/>
+      <w:numFmt w:val="bullet"/>
+      <w:lvlText w:val="o"/>
+      <w:lvlJc w:val="left"/>
+      <w:pPr>
+        <w:ind w:left="6120" w:hanging="360"/>
+      </w:pPr>
+      <w:rPr>
+        <w:rFonts w:ascii="Courier New" w:hAnsi="Courier New" w:hint="default"/>
+      </w:rPr>
+    </w:lvl>
+    <w:lvl w:ilvl="8" w:tplc="04090005" w:tentative="1">
+      <w:start w:val="1"/>
+      <w:numFmt w:val="bullet"/>
+      <w:lvlText w:val=""/>
+      <w:lvlJc w:val="left"/>
+      <w:pPr>
+        <w:ind w:left="6840" w:hanging="360"/>
+      </w:pPr>
+      <w:rPr>
+        <w:rFonts w:ascii="Wingdings" w:hAnsi="Wingdings" w:hint="default"/>
       </w:rPr>
     </w:lvl>
   </w:abstractNum>
@@ -1104,6 +2201,21 @@
   </w:num>
   <w:num w:numId="9" w16cid:durableId="417214876">
     <w:abstractNumId w:val="0"/>
+  </w:num>
+  <w:num w:numId="10" w16cid:durableId="1126510136">
+    <w:abstractNumId w:val="11"/>
+  </w:num>
+  <w:num w:numId="11" w16cid:durableId="1006596121">
+    <w:abstractNumId w:val="9"/>
+  </w:num>
+  <w:num w:numId="12" w16cid:durableId="1548834971">
+    <w:abstractNumId w:val="13"/>
+  </w:num>
+  <w:num w:numId="13" w16cid:durableId="809637731">
+    <w:abstractNumId w:val="10"/>
+  </w:num>
+  <w:num w:numId="14" w16cid:durableId="1219591953">
+    <w:abstractNumId w:val="12"/>
   </w:num>
 </w:numbering>
 </file>
@@ -12491,6 +13603,71 @@
       </w:tcPr>
     </w:tblStylePr>
   </w:style>
+  <w:style w:type="paragraph" w:customStyle="1" w:styleId="p1">
+    <w:name w:val="p1"/>
+    <w:basedOn w:val="Normal"/>
+    <w:rsid w:val="00CC162F"/>
+    <w:pPr>
+      <w:spacing w:after="0" w:line="240" w:lineRule="auto"/>
+    </w:pPr>
+    <w:rPr>
+      <w:rFonts w:eastAsia="Times New Roman" w:cs="Arial"/>
+      <w:color w:val="000000"/>
+      <w:sz w:val="17"/>
+      <w:szCs w:val="17"/>
+    </w:rPr>
+  </w:style>
+  <w:style w:type="paragraph" w:customStyle="1" w:styleId="p2">
+    <w:name w:val="p2"/>
+    <w:basedOn w:val="Normal"/>
+    <w:rsid w:val="00CC162F"/>
+    <w:pPr>
+      <w:spacing w:after="0" w:line="240" w:lineRule="auto"/>
+    </w:pPr>
+    <w:rPr>
+      <w:rFonts w:ascii="Times New Roman" w:eastAsia="Times New Roman" w:hAnsi="Times New Roman" w:cs="Times New Roman"/>
+      <w:sz w:val="24"/>
+      <w:szCs w:val="24"/>
+    </w:rPr>
+  </w:style>
+  <w:style w:type="paragraph" w:customStyle="1" w:styleId="p3">
+    <w:name w:val="p3"/>
+    <w:basedOn w:val="Normal"/>
+    <w:rsid w:val="00CC162F"/>
+    <w:pPr>
+      <w:spacing w:after="0" w:line="240" w:lineRule="auto"/>
+    </w:pPr>
+    <w:rPr>
+      <w:rFonts w:ascii="Times New Roman" w:eastAsia="Times New Roman" w:hAnsi="Times New Roman" w:cs="Times New Roman"/>
+      <w:sz w:val="24"/>
+      <w:szCs w:val="24"/>
+    </w:rPr>
+  </w:style>
+  <w:style w:type="character" w:customStyle="1" w:styleId="s1">
+    <w:name w:val="s1"/>
+    <w:basedOn w:val="DefaultParagraphFont"/>
+    <w:rsid w:val="00CC162F"/>
+    <w:rPr>
+      <w:rFonts w:ascii="Helvetica" w:hAnsi="Helvetica" w:hint="default"/>
+      <w:sz w:val="17"/>
+      <w:szCs w:val="17"/>
+    </w:rPr>
+  </w:style>
+  <w:style w:type="character" w:customStyle="1" w:styleId="s2">
+    <w:name w:val="s2"/>
+    <w:basedOn w:val="DefaultParagraphFont"/>
+    <w:rsid w:val="00CC162F"/>
+    <w:rPr>
+      <w:rFonts w:ascii="Helvetica" w:hAnsi="Helvetica" w:hint="default"/>
+      <w:sz w:val="18"/>
+      <w:szCs w:val="18"/>
+    </w:rPr>
+  </w:style>
+  <w:style w:type="character" w:customStyle="1" w:styleId="apple-converted-space">
+    <w:name w:val="apple-converted-space"/>
+    <w:basedOn w:val="DefaultParagraphFont"/>
+    <w:rsid w:val="00CC162F"/>
+  </w:style>
 </w:styles>
 </file>
 
